--- a/Administrativo/Proyecto14_Entrega2_completado.docx
+++ b/Administrativo/Proyecto14_Entrega2_completado.docx
@@ -1,6 +1,6 @@
 
 <file path=word/document.xml><?xml version="1.0" encoding="utf-8"?>
-<w:document xmlns:wpc="http://schemas.microsoft.com/office/word/2010/wordprocessingCanvas" xmlns:cx="http://schemas.microsoft.com/office/drawing/2014/chartex" xmlns:cx1="http://schemas.microsoft.com/office/drawing/2015/9/8/chartex" xmlns:cx2="http://schemas.microsoft.com/office/drawing/2015/10/21/chartex" xmlns:cx3="http://schemas.microsoft.com/office/drawing/2016/5/9/chartex" xmlns:cx4="http://schemas.microsoft.com/office/drawing/2016/5/10/chartex" xmlns:cx5="http://schemas.microsoft.com/office/drawing/2016/5/11/chartex" xmlns:cx6="http://schemas.microsoft.com/office/drawing/2016/5/12/chartex" xmlns:cx7="http://schemas.microsoft.com/office/drawing/2016/5/13/chartex" xmlns:cx8="http://schemas.microsoft.com/office/drawing/2016/5/14/chartex" xmlns:mc="http://schemas.openxmlformats.org/markup-compatibility/2006" xmlns:aink="http://schemas.microsoft.com/office/drawing/2016/ink" xmlns:am3d="http://schemas.microsoft.com/office/drawing/2017/model3d" xmlns:o="urn:schemas-microsoft-com:office:office" xmlns:oel="http://schemas.microsoft.com/office/2019/extlst" xmlns:r="http://schemas.openxmlformats.org/officeDocument/2006/relationships" xmlns:m="http://schemas.openxmlformats.org/officeDocument/2006/math" xmlns:v="urn:schemas-microsoft-com:vml" xmlns:wp14="http://schemas.microsoft.com/office/word/2010/wordprocessingDrawing" xmlns:wp="http://schemas.openxmlformats.org/drawingml/2006/wordprocessingDrawing" xmlns:w10="urn:schemas-microsoft-com:office:word" xmlns:w="http://schemas.openxmlformats.org/wordprocessingml/2006/main" xmlns:w14="http://schemas.microsoft.com/office/word/2010/wordml" xmlns:w15="http://schemas.microsoft.com/office/word/2012/wordml" xmlns:w16cex="http://schemas.microsoft.com/office/word/2018/wordml/cex" xmlns:w16cid="http://schemas.microsoft.com/office/word/2016/wordml/cid" xmlns:w16="http://schemas.microsoft.com/office/word/2018/wordml" xmlns:w16sdtdh="http://schemas.microsoft.com/office/word/2020/wordml/sdtdatahash" xmlns:w16se="http://schemas.microsoft.com/office/word/2015/wordml/symex" xmlns:wpg="http://schemas.microsoft.com/office/word/2010/wordprocessingGroup" xmlns:wpi="http://schemas.microsoft.com/office/word/2010/wordprocessingInk" xmlns:wne="http://schemas.microsoft.com/office/word/2006/wordml" xmlns:wps="http://schemas.microsoft.com/office/word/2010/wordprocessingShape" mc:Ignorable="w14 w15 w16se w16cid w16 w16cex w16sdtdh wp14">
+<w:document xmlns:wpc="http://schemas.microsoft.com/office/word/2010/wordprocessingCanvas" xmlns:cx="http://schemas.microsoft.com/office/drawing/2014/chartex" xmlns:cx1="http://schemas.microsoft.com/office/drawing/2015/9/8/chartex" xmlns:cx2="http://schemas.microsoft.com/office/drawing/2015/10/21/chartex" xmlns:cx3="http://schemas.microsoft.com/office/drawing/2016/5/9/chartex" xmlns:cx4="http://schemas.microsoft.com/office/drawing/2016/5/10/chartex" xmlns:cx5="http://schemas.microsoft.com/office/drawing/2016/5/11/chartex" xmlns:cx6="http://schemas.microsoft.com/office/drawing/2016/5/12/chartex" xmlns:cx7="http://schemas.microsoft.com/office/drawing/2016/5/13/chartex" xmlns:cx8="http://schemas.microsoft.com/office/drawing/2016/5/14/chartex" xmlns:mc="http://schemas.openxmlformats.org/markup-compatibility/2006" xmlns:aink="http://schemas.microsoft.com/office/drawing/2016/ink" xmlns:am3d="http://schemas.microsoft.com/office/drawing/2017/model3d" xmlns:o="urn:schemas-microsoft-com:office:office" xmlns:oel="http://schemas.microsoft.com/office/2019/extlst" xmlns:r="http://schemas.openxmlformats.org/officeDocument/2006/relationships" xmlns:m="http://schemas.openxmlformats.org/officeDocument/2006/math" xmlns:v="urn:schemas-microsoft-com:vml" xmlns:wp14="http://schemas.microsoft.com/office/word/2010/wordprocessingDrawing" xmlns:wp="http://schemas.openxmlformats.org/drawingml/2006/wordprocessingDrawing" xmlns:w10="urn:schemas-microsoft-com:office:word" xmlns:w="http://schemas.openxmlformats.org/wordprocessingml/2006/main" xmlns:w14="http://schemas.microsoft.com/office/word/2010/wordml" xmlns:w15="http://schemas.microsoft.com/office/word/2012/wordml" xmlns:w16cex="http://schemas.microsoft.com/office/word/2018/wordml/cex" xmlns:w16cid="http://schemas.microsoft.com/office/word/2016/wordml/cid" xmlns:w16="http://schemas.microsoft.com/office/word/2018/wordml" xmlns:w16du="http://schemas.microsoft.com/office/word/2023/wordml/word16du" xmlns:w16sdtdh="http://schemas.microsoft.com/office/word/2020/wordml/sdtdatahash" xmlns:w16sdtfl="http://schemas.microsoft.com/office/word/2024/wordml/sdtformatlock" xmlns:w16se="http://schemas.microsoft.com/office/word/2015/wordml/symex" xmlns:wpg="http://schemas.microsoft.com/office/word/2010/wordprocessingGroup" xmlns:wpi="http://schemas.microsoft.com/office/word/2010/wordprocessingInk" xmlns:wne="http://schemas.microsoft.com/office/word/2006/wordml" xmlns:wps="http://schemas.microsoft.com/office/word/2010/wordprocessingShape" mc:Ignorable="w14 w15 w16se w16cid w16 w16cex w16sdtdh w16sdtfl w16du wp14">
   <w:body>
     <w:p>
       <w:pPr>
@@ -137,21 +137,7 @@
         <w:rPr>
           <w:lang w:val="es-ES"/>
         </w:rPr>
-        <w:t xml:space="preserve"> alineándose con el mantra de </w:t>
-      </w:r>
-      <w:proofErr w:type="spellStart"/>
-      <w:r>
-        <w:rPr>
-          <w:lang w:val="es-ES"/>
-        </w:rPr>
-        <w:t>Shneiderman</w:t>
-      </w:r>
-      <w:proofErr w:type="spellEnd"/>
-      <w:r>
-        <w:rPr>
-          <w:lang w:val="es-ES"/>
-        </w:rPr>
-        <w:t xml:space="preserve">. Es esencial que la visualización no solo muestre datos, sino que también comunique de manera efectiva los mensajes representados por estos. Además, la visualización </w:t>
+        <w:t xml:space="preserve"> alineándose con el mantra de Shneiderman. Es esencial que la visualización no solo muestre datos, sino que también comunique de manera efectiva los mensajes representados por estos. Además, la visualización </w:t>
       </w:r>
       <w:r>
         <w:rPr>
@@ -261,7 +247,7 @@
               </w:rPr>
               <w:t xml:space="preserve">No es necesario completar un nuevo </w:t>
             </w:r>
-            <w:hyperlink r:id="rId5">
+            <w:hyperlink r:id="rId6">
               <w:r>
                 <w:rPr>
                   <w:color w:val="1155CC"/>
@@ -278,7 +264,7 @@
               </w:rPr>
               <w:t xml:space="preserve"> para esta entrega, a menos que realicen cambios significativos en el conjunto de datos o en la idea general. Si cambian el conjunto de datos o la idea general, deberán enviar un </w:t>
             </w:r>
-            <w:hyperlink r:id="rId6">
+            <w:hyperlink r:id="rId7">
               <w:r>
                 <w:rPr>
                   <w:color w:val="1155CC"/>
@@ -313,7 +299,7 @@
               </w:rPr>
               <w:t xml:space="preserve">Recuerden que la entrega de la tardea debe ser realizada mediante este formulario </w:t>
             </w:r>
-            <w:hyperlink r:id="rId7">
+            <w:hyperlink r:id="rId8">
               <w:r>
                 <w:rPr>
                   <w:b/>
@@ -448,7 +434,6 @@
         <w:tc>
           <w:tcPr>
             <w:tcW w:w="4080" w:type="dxa"/>
-            <w:shd w:val="clear" w:color="auto" w:fill="auto"/>
             <w:tcMar>
               <w:top w:w="100" w:type="dxa"/>
               <w:left w:w="100" w:type="dxa"/>
@@ -488,7 +473,6 @@
         <w:tc>
           <w:tcPr>
             <w:tcW w:w="5280" w:type="dxa"/>
-            <w:shd w:val="clear" w:color="auto" w:fill="auto"/>
             <w:tcMar>
               <w:top w:w="100" w:type="dxa"/>
               <w:left w:w="100" w:type="dxa"/>
@@ -510,7 +494,6 @@
         <w:tc>
           <w:tcPr>
             <w:tcW w:w="4080" w:type="dxa"/>
-            <w:shd w:val="clear" w:color="auto" w:fill="auto"/>
             <w:tcMar>
               <w:top w:w="100" w:type="dxa"/>
               <w:left w:w="100" w:type="dxa"/>
@@ -538,7 +521,6 @@
         <w:tc>
           <w:tcPr>
             <w:tcW w:w="5280" w:type="dxa"/>
-            <w:shd w:val="clear" w:color="auto" w:fill="auto"/>
             <w:tcMar>
               <w:top w:w="100" w:type="dxa"/>
               <w:left w:w="100" w:type="dxa"/>
@@ -557,23 +539,7 @@
                 <w:rFonts w:ascii="Calibri" w:hAnsi="Calibri"/>
                 <w:lang w:val="es-ES"/>
               </w:rPr>
-              <w:t xml:space="preserve">Gabriel Vergel - </w:t>
-            </w:r>
-            <w:proofErr w:type="spellStart"/>
-            <w:r>
-              <w:rPr>
-                <w:rFonts w:ascii="Calibri" w:hAnsi="Calibri"/>
-                <w:lang w:val="es-ES"/>
-              </w:rPr>
-              <w:t>Agustin</w:t>
-            </w:r>
-            <w:proofErr w:type="spellEnd"/>
-            <w:r>
-              <w:rPr>
-                <w:rFonts w:ascii="Calibri" w:hAnsi="Calibri"/>
-                <w:lang w:val="es-ES"/>
-              </w:rPr>
-              <w:t xml:space="preserve"> De Juan C.</w:t>
+              <w:t>Gabriel Vergel - Agustin De Juan C.</w:t>
             </w:r>
           </w:p>
         </w:tc>
@@ -959,6 +925,7 @@
     <w:p>
       <w:pPr>
         <w:spacing w:before="240" w:after="240"/>
+        <w:ind w:left="720" w:hanging="720"/>
         <w:rPr>
           <w:lang w:val="es-ES"/>
         </w:rPr>
@@ -1045,23 +1012,7 @@
           <w:rFonts w:ascii="Calibri" w:hAnsi="Calibri"/>
           <w:lang w:val="es-ES"/>
         </w:rPr>
-        <w:t xml:space="preserve">, siguiendo el mantra de </w:t>
-      </w:r>
-      <w:proofErr w:type="spellStart"/>
-      <w:r>
-        <w:rPr>
-          <w:rFonts w:ascii="Calibri" w:hAnsi="Calibri"/>
-          <w:lang w:val="es-ES"/>
-        </w:rPr>
-        <w:t>Shneiderman</w:t>
-      </w:r>
-      <w:proofErr w:type="spellEnd"/>
-      <w:r>
-        <w:rPr>
-          <w:rFonts w:ascii="Calibri" w:hAnsi="Calibri"/>
-          <w:lang w:val="es-ES"/>
-        </w:rPr>
-        <w:t xml:space="preserve">: primero visión general, luego filtrar y finalmente detalles bajo demanda. El ranking lateral se agregó porque en la retroalimentación se señaló que faltaban referencias adicionales para contextualizar los valores. La </w:t>
+        <w:t xml:space="preserve">, siguiendo el mantra de Shneiderman: primero visión general, luego filtrar y finalmente detalles bajo demanda. El ranking lateral se agregó porque en la retroalimentación se señaló que faltaban referencias adicionales para contextualizar los valores. La </w:t>
       </w:r>
       <w:proofErr w:type="spellStart"/>
       <w:r>
@@ -1272,6 +1223,43 @@
           <w:lang w:val="es-ES"/>
         </w:rPr>
       </w:pPr>
+      <w:r>
+        <w:rPr>
+          <w:lang w:val="es-ES"/>
+        </w:rPr>
+        <w:t xml:space="preserve">Enlace YouTube: </w:t>
+      </w:r>
+      <w:hyperlink r:id="rId9" w:history="1">
+        <w:r>
+          <w:rPr>
+            <w:rStyle w:val="Hipervnculo"/>
+            <w:lang w:val="es-ES"/>
+          </w:rPr>
+          <w:t>https://youtu.be/9JevFlP</w:t>
+        </w:r>
+        <w:r>
+          <w:rPr>
+            <w:rStyle w:val="Hipervnculo"/>
+            <w:lang w:val="es-ES"/>
+          </w:rPr>
+          <w:t>z</w:t>
+        </w:r>
+        <w:r>
+          <w:rPr>
+            <w:rStyle w:val="Hipervnculo"/>
+            <w:lang w:val="es-ES"/>
+          </w:rPr>
+          <w:t>8UE</w:t>
+        </w:r>
+      </w:hyperlink>
+    </w:p>
+    <w:p>
+      <w:pPr>
+        <w:spacing w:before="240" w:after="240"/>
+        <w:rPr>
+          <w:lang w:val="es-ES"/>
+        </w:rPr>
+      </w:pPr>
     </w:p>
     <w:p>
       <w:pPr>
@@ -1327,14 +1315,199 @@
           <w:lang w:val="es-ES"/>
         </w:rPr>
       </w:pPr>
-    </w:p>
-    <w:p>
-      <w:pPr>
-        <w:spacing w:before="240" w:after="240"/>
-        <w:rPr>
-          <w:lang w:val="es-ES"/>
-        </w:rPr>
-      </w:pPr>
+      <w:proofErr w:type="spellStart"/>
+      <w:r>
+        <w:t>Evualuada</w:t>
+      </w:r>
+      <w:proofErr w:type="spellEnd"/>
+      <w:r>
+        <w:t xml:space="preserve"> </w:t>
+      </w:r>
+      <w:proofErr w:type="spellStart"/>
+      <w:r>
+        <w:t>por</w:t>
+      </w:r>
+      <w:proofErr w:type="spellEnd"/>
+      <w:r>
+        <w:t xml:space="preserve"> </w:t>
+      </w:r>
+      <w:r>
+        <w:t xml:space="preserve">3 personas </w:t>
+      </w:r>
+      <w:proofErr w:type="spellStart"/>
+      <w:r>
+        <w:t>aleatorias</w:t>
+      </w:r>
+      <w:proofErr w:type="spellEnd"/>
+      <w:r>
+        <w:t xml:space="preserve"> de la U, 2 </w:t>
+      </w:r>
+      <w:proofErr w:type="spellStart"/>
+      <w:r>
+        <w:t>familiares</w:t>
+      </w:r>
+      <w:proofErr w:type="spellEnd"/>
+      <w:r>
+        <w:t xml:space="preserve"> y 2 </w:t>
+      </w:r>
+      <w:proofErr w:type="spellStart"/>
+      <w:r>
+        <w:t>usuarios</w:t>
+      </w:r>
+      <w:proofErr w:type="spellEnd"/>
+      <w:r>
+        <w:t xml:space="preserve"> </w:t>
+      </w:r>
+      <w:proofErr w:type="spellStart"/>
+      <w:r>
+        <w:t>potenciales</w:t>
+      </w:r>
+      <w:proofErr w:type="spellEnd"/>
+      <w:r>
+        <w:t xml:space="preserve"> </w:t>
+      </w:r>
+      <w:proofErr w:type="spellStart"/>
+      <w:r>
+        <w:t>interesados</w:t>
+      </w:r>
+      <w:proofErr w:type="spellEnd"/>
+      <w:r>
+        <w:t xml:space="preserve"> </w:t>
+      </w:r>
+      <w:proofErr w:type="spellStart"/>
+      <w:r>
+        <w:t>en</w:t>
+      </w:r>
+      <w:proofErr w:type="spellEnd"/>
+      <w:r>
+        <w:t xml:space="preserve"> </w:t>
+      </w:r>
+      <w:proofErr w:type="spellStart"/>
+      <w:r>
+        <w:t>análisis</w:t>
+      </w:r>
+      <w:proofErr w:type="spellEnd"/>
+      <w:r>
+        <w:t xml:space="preserve"> </w:t>
+      </w:r>
+      <w:proofErr w:type="spellStart"/>
+      <w:r>
+        <w:t>urbano</w:t>
+      </w:r>
+      <w:proofErr w:type="spellEnd"/>
+      <w:r>
+        <w:t xml:space="preserve">. </w:t>
+      </w:r>
+      <w:proofErr w:type="spellStart"/>
+      <w:r>
+        <w:t>Interactuaron</w:t>
+      </w:r>
+      <w:proofErr w:type="spellEnd"/>
+      <w:r>
+        <w:t xml:space="preserve"> </w:t>
+      </w:r>
+      <w:proofErr w:type="spellStart"/>
+      <w:r>
+        <w:t>libremente</w:t>
+      </w:r>
+      <w:proofErr w:type="spellEnd"/>
+      <w:r>
+        <w:t xml:space="preserve"> </w:t>
+      </w:r>
+      <w:proofErr w:type="spellStart"/>
+      <w:r>
+        <w:t>explorando</w:t>
+      </w:r>
+      <w:proofErr w:type="spellEnd"/>
+      <w:r>
+        <w:t xml:space="preserve"> </w:t>
+      </w:r>
+      <w:proofErr w:type="spellStart"/>
+      <w:r>
+        <w:t>los</w:t>
+      </w:r>
+      <w:proofErr w:type="spellEnd"/>
+      <w:r>
+        <w:t xml:space="preserve"> </w:t>
+      </w:r>
+      <w:proofErr w:type="spellStart"/>
+      <w:r>
+        <w:t>filtros</w:t>
+      </w:r>
+      <w:proofErr w:type="spellEnd"/>
+      <w:r>
+        <w:t xml:space="preserve"> de </w:t>
+      </w:r>
+      <w:proofErr w:type="spellStart"/>
+      <w:r>
+        <w:t>densidad</w:t>
+      </w:r>
+      <w:proofErr w:type="spellEnd"/>
+      <w:r>
+        <w:t xml:space="preserve">, </w:t>
+      </w:r>
+      <w:proofErr w:type="spellStart"/>
+      <w:r>
+        <w:t>selección</w:t>
+      </w:r>
+      <w:proofErr w:type="spellEnd"/>
+      <w:r>
+        <w:t xml:space="preserve"> de </w:t>
+      </w:r>
+      <w:proofErr w:type="spellStart"/>
+      <w:r>
+        <w:t>comunas</w:t>
+      </w:r>
+      <w:proofErr w:type="spellEnd"/>
+      <w:r>
+        <w:t xml:space="preserve">, </w:t>
+      </w:r>
+      <w:r>
+        <w:t>p</w:t>
+      </w:r>
+      <w:r>
+        <w:t xml:space="preserve">aleta de </w:t>
+      </w:r>
+      <w:proofErr w:type="spellStart"/>
+      <w:r>
+        <w:t>colores</w:t>
+      </w:r>
+      <w:proofErr w:type="spellEnd"/>
+      <w:r>
+        <w:t xml:space="preserve"> y la s</w:t>
+      </w:r>
+      <w:proofErr w:type="spellStart"/>
+      <w:r>
+        <w:t>onificación</w:t>
+      </w:r>
+      <w:proofErr w:type="spellEnd"/>
+      <w:r>
+        <w:t xml:space="preserve"> </w:t>
+      </w:r>
+      <w:proofErr w:type="spellStart"/>
+      <w:r>
+        <w:t>asociada</w:t>
+      </w:r>
+      <w:proofErr w:type="spellEnd"/>
+      <w:r>
+        <w:t xml:space="preserve"> a la </w:t>
+      </w:r>
+      <w:proofErr w:type="spellStart"/>
+      <w:r>
+        <w:t>densidad</w:t>
+      </w:r>
+      <w:proofErr w:type="spellEnd"/>
+      <w:r>
+        <w:t xml:space="preserve"> </w:t>
+      </w:r>
+      <w:proofErr w:type="spellStart"/>
+      <w:r>
+        <w:t>relativa</w:t>
+      </w:r>
+      <w:proofErr w:type="spellEnd"/>
+      <w:r>
+        <w:t xml:space="preserve"> de zonas.</w:t>
+      </w:r>
     </w:p>
     <w:p>
       <w:pPr>
@@ -1412,33 +1585,332 @@
       <w:pPr>
         <w:spacing w:before="240" w:after="240"/>
         <w:rPr>
-          <w:lang w:val="es-ES"/>
-        </w:rPr>
-      </w:pPr>
-    </w:p>
-    <w:p>
-      <w:pPr>
-        <w:spacing w:before="240" w:after="240"/>
-        <w:rPr>
-          <w:lang w:val="es-ES"/>
-        </w:rPr>
-      </w:pPr>
-    </w:p>
-    <w:p>
-      <w:pPr>
-        <w:spacing w:before="240" w:after="240"/>
-        <w:rPr>
-          <w:lang w:val="es-ES"/>
-        </w:rPr>
-      </w:pPr>
-    </w:p>
-    <w:p>
-      <w:pPr>
-        <w:spacing w:before="240" w:after="240"/>
-        <w:rPr>
-          <w:lang w:val="es-ES"/>
-        </w:rPr>
-      </w:pPr>
+          <w:lang w:val="es-CL"/>
+        </w:rPr>
+      </w:pPr>
+      <w:r>
+        <w:rPr>
+          <w:lang w:val="es-CL"/>
+        </w:rPr>
+        <w:t>Primero se les mostró la vista general del mapa y luego se les solicitó explorar distintas zonas utilizando los filtros de densidad (</w:t>
+      </w:r>
+      <w:r>
+        <w:rPr>
+          <w:lang w:val="es-CL"/>
+        </w:rPr>
+        <w:t xml:space="preserve">todas, </w:t>
+      </w:r>
+      <w:r>
+        <w:rPr>
+          <w:lang w:val="es-CL"/>
+        </w:rPr>
+        <w:t>alta, media y baja) y el ranking de comunas destacadas.</w:t>
+      </w:r>
+    </w:p>
+    <w:p>
+      <w:pPr>
+        <w:spacing w:before="240" w:after="240"/>
+        <w:rPr>
+          <w:lang w:val="es-CL"/>
+        </w:rPr>
+      </w:pPr>
+      <w:r>
+        <w:rPr>
+          <w:lang w:val="es-CL"/>
+        </w:rPr>
+        <w:t>Durante la interacción, los usuarios comentaron cómo interpretaban los cambios de color y qué conclusiones obtenían del patrón espacial entre el centro y la periferia de Santiago. También se</w:t>
+      </w:r>
+      <w:r>
+        <w:rPr>
+          <w:lang w:val="es-CL"/>
+        </w:rPr>
+        <w:t xml:space="preserve"> les pido opinión sobre el uso de </w:t>
+      </w:r>
+      <w:proofErr w:type="spellStart"/>
+      <w:r>
+        <w:rPr>
+          <w:lang w:val="es-CL"/>
+        </w:rPr>
+        <w:t>sonificación</w:t>
+      </w:r>
+      <w:proofErr w:type="spellEnd"/>
+      <w:r>
+        <w:rPr>
+          <w:lang w:val="es-CL"/>
+        </w:rPr>
+        <w:t xml:space="preserve"> para evaluar si el cambio de tono y frecuencia ayudaba a reforzar la percepción de densidad relativa.</w:t>
+      </w:r>
+    </w:p>
+    <w:p>
+      <w:pPr>
+        <w:spacing w:before="240" w:after="240"/>
+        <w:rPr>
+          <w:lang w:val="es-CL"/>
+        </w:rPr>
+      </w:pPr>
+      <w:r>
+        <w:rPr>
+          <w:lang w:val="es-CL"/>
+        </w:rPr>
+        <w:t xml:space="preserve">Los comentarios indicaron que la paleta principal facilitaba identificar rápidamente sectores compactos, mientras que la opción adaptada para daltonismo mejoraba considerablemente la accesibilidad. Respecto a la </w:t>
+      </w:r>
+      <w:proofErr w:type="spellStart"/>
+      <w:r>
+        <w:rPr>
+          <w:lang w:val="es-CL"/>
+        </w:rPr>
+        <w:t>sonificación</w:t>
+      </w:r>
+      <w:proofErr w:type="spellEnd"/>
+      <w:r>
+        <w:rPr>
+          <w:lang w:val="es-CL"/>
+        </w:rPr>
+        <w:t>, varios usuarios señalaron que los sonidos ayudaban a distinguir zonas extremas sin necesidad de observar constantemente la leyenda, aunque algunos sugirieron disminuir la frecuencia de activación para evitar saturación auditiva.</w:t>
+      </w:r>
+    </w:p>
+    <w:p>
+      <w:pPr>
+        <w:spacing w:before="240" w:after="240"/>
+        <w:rPr>
+          <w:lang w:val="es-ES"/>
+        </w:rPr>
+      </w:pPr>
+      <w:r>
+        <w:t xml:space="preserve">En </w:t>
+      </w:r>
+      <w:proofErr w:type="spellStart"/>
+      <w:r>
+        <w:t>términos</w:t>
+      </w:r>
+      <w:proofErr w:type="spellEnd"/>
+      <w:r>
+        <w:t xml:space="preserve"> </w:t>
+      </w:r>
+      <w:proofErr w:type="spellStart"/>
+      <w:r>
+        <w:t>generales</w:t>
+      </w:r>
+      <w:proofErr w:type="spellEnd"/>
+      <w:r>
+        <w:t xml:space="preserve">, </w:t>
+      </w:r>
+      <w:proofErr w:type="spellStart"/>
+      <w:r>
+        <w:t>los</w:t>
+      </w:r>
+      <w:proofErr w:type="spellEnd"/>
+      <w:r>
+        <w:t xml:space="preserve"> </w:t>
+      </w:r>
+      <w:proofErr w:type="spellStart"/>
+      <w:r>
+        <w:t>evaluadores</w:t>
+      </w:r>
+      <w:proofErr w:type="spellEnd"/>
+      <w:r>
+        <w:t xml:space="preserve"> </w:t>
+      </w:r>
+      <w:proofErr w:type="spellStart"/>
+      <w:r>
+        <w:t>comprendieron</w:t>
+      </w:r>
+      <w:proofErr w:type="spellEnd"/>
+      <w:r>
+        <w:t xml:space="preserve"> </w:t>
+      </w:r>
+      <w:proofErr w:type="spellStart"/>
+      <w:r>
+        <w:t>correctamente</w:t>
+      </w:r>
+      <w:proofErr w:type="spellEnd"/>
+      <w:r>
+        <w:t xml:space="preserve"> </w:t>
+      </w:r>
+      <w:proofErr w:type="spellStart"/>
+      <w:r>
+        <w:t>el</w:t>
+      </w:r>
+      <w:proofErr w:type="spellEnd"/>
+      <w:r>
+        <w:t xml:space="preserve"> </w:t>
+      </w:r>
+      <w:proofErr w:type="spellStart"/>
+      <w:r>
+        <w:t>mensaje</w:t>
+      </w:r>
+      <w:proofErr w:type="spellEnd"/>
+      <w:r>
+        <w:t xml:space="preserve"> principal: </w:t>
+      </w:r>
+      <w:proofErr w:type="spellStart"/>
+      <w:r>
+        <w:t>que</w:t>
+      </w:r>
+      <w:proofErr w:type="spellEnd"/>
+      <w:r>
+        <w:t xml:space="preserve"> las zonas </w:t>
+      </w:r>
+      <w:proofErr w:type="spellStart"/>
+      <w:r>
+        <w:t>más</w:t>
+      </w:r>
+      <w:proofErr w:type="spellEnd"/>
+      <w:r>
+        <w:t xml:space="preserve"> </w:t>
+      </w:r>
+      <w:proofErr w:type="spellStart"/>
+      <w:r>
+        <w:t>pequeñas</w:t>
+      </w:r>
+      <w:proofErr w:type="spellEnd"/>
+      <w:r>
+        <w:t xml:space="preserve"> y </w:t>
+      </w:r>
+      <w:proofErr w:type="spellStart"/>
+      <w:r>
+        <w:t>concentradas</w:t>
+      </w:r>
+      <w:proofErr w:type="spellEnd"/>
+      <w:r>
+        <w:t xml:space="preserve"> se </w:t>
+      </w:r>
+      <w:proofErr w:type="spellStart"/>
+      <w:r>
+        <w:t>encuentran</w:t>
+      </w:r>
+      <w:proofErr w:type="spellEnd"/>
+      <w:r>
+        <w:t xml:space="preserve"> </w:t>
+      </w:r>
+      <w:proofErr w:type="spellStart"/>
+      <w:r>
+        <w:t>principalmente</w:t>
+      </w:r>
+      <w:proofErr w:type="spellEnd"/>
+      <w:r>
+        <w:t xml:space="preserve"> </w:t>
+      </w:r>
+      <w:proofErr w:type="spellStart"/>
+      <w:r>
+        <w:t>en</w:t>
+      </w:r>
+      <w:proofErr w:type="spellEnd"/>
+      <w:r>
+        <w:t xml:space="preserve"> </w:t>
+      </w:r>
+      <w:proofErr w:type="spellStart"/>
+      <w:r>
+        <w:t>el</w:t>
+      </w:r>
+      <w:proofErr w:type="spellEnd"/>
+      <w:r>
+        <w:t xml:space="preserve"> </w:t>
+      </w:r>
+      <w:proofErr w:type="spellStart"/>
+      <w:r>
+        <w:t>centro</w:t>
+      </w:r>
+      <w:proofErr w:type="spellEnd"/>
+      <w:r>
+        <w:t xml:space="preserve"> </w:t>
+      </w:r>
+      <w:proofErr w:type="spellStart"/>
+      <w:r>
+        <w:t>urbano</w:t>
+      </w:r>
+      <w:proofErr w:type="spellEnd"/>
+      <w:r>
+        <w:t xml:space="preserve">, </w:t>
+      </w:r>
+      <w:proofErr w:type="spellStart"/>
+      <w:r>
+        <w:t>mientras</w:t>
+      </w:r>
+      <w:proofErr w:type="spellEnd"/>
+      <w:r>
+        <w:t xml:space="preserve"> </w:t>
+      </w:r>
+      <w:proofErr w:type="spellStart"/>
+      <w:r>
+        <w:t>que</w:t>
+      </w:r>
+      <w:proofErr w:type="spellEnd"/>
+      <w:r>
+        <w:t xml:space="preserve"> las </w:t>
+      </w:r>
+      <w:proofErr w:type="spellStart"/>
+      <w:r>
+        <w:t>áreas</w:t>
+      </w:r>
+      <w:proofErr w:type="spellEnd"/>
+      <w:r>
+        <w:t xml:space="preserve"> </w:t>
+      </w:r>
+      <w:proofErr w:type="spellStart"/>
+      <w:r>
+        <w:t>periféricas</w:t>
+      </w:r>
+      <w:proofErr w:type="spellEnd"/>
+      <w:r>
+        <w:t xml:space="preserve"> </w:t>
+      </w:r>
+      <w:proofErr w:type="spellStart"/>
+      <w:r>
+        <w:t>presentan</w:t>
+      </w:r>
+      <w:proofErr w:type="spellEnd"/>
+      <w:r>
+        <w:t xml:space="preserve"> </w:t>
+      </w:r>
+      <w:proofErr w:type="spellStart"/>
+      <w:r>
+        <w:t>patrones</w:t>
+      </w:r>
+      <w:proofErr w:type="spellEnd"/>
+      <w:r>
+        <w:t xml:space="preserve"> </w:t>
+      </w:r>
+      <w:proofErr w:type="spellStart"/>
+      <w:r>
+        <w:t>espaciales</w:t>
+      </w:r>
+      <w:proofErr w:type="spellEnd"/>
+      <w:r>
+        <w:t xml:space="preserve"> </w:t>
+      </w:r>
+      <w:proofErr w:type="spellStart"/>
+      <w:r>
+        <w:t>más</w:t>
+      </w:r>
+      <w:proofErr w:type="spellEnd"/>
+      <w:r>
+        <w:t xml:space="preserve"> </w:t>
+      </w:r>
+      <w:proofErr w:type="spellStart"/>
+      <w:r>
+        <w:t>extensos</w:t>
+      </w:r>
+      <w:proofErr w:type="spellEnd"/>
+      <w:r>
+        <w:t xml:space="preserve"> y </w:t>
+      </w:r>
+      <w:proofErr w:type="spellStart"/>
+      <w:r>
+        <w:t>menos</w:t>
+      </w:r>
+      <w:proofErr w:type="spellEnd"/>
+      <w:r>
+        <w:t xml:space="preserve"> </w:t>
+      </w:r>
+      <w:proofErr w:type="spellStart"/>
+      <w:r>
+        <w:t>densos</w:t>
+      </w:r>
+      <w:proofErr w:type="spellEnd"/>
+      <w:r>
+        <w:t>.</w:t>
+      </w:r>
     </w:p>
     <w:p>
       <w:pPr>
@@ -1517,6 +1989,7 @@
           <w:rFonts w:ascii="Calibri" w:hAnsi="Calibri"/>
           <w:lang w:val="es-ES"/>
         </w:rPr>
+        <w:lastRenderedPageBreak/>
         <w:t xml:space="preserve">Para esta versión se aplicó principalmente la retroalimentación de la entrega anterior. El mensaje se hizo más narrativo con un hallazgo principal visible, se explicó mejor que la densidad relativa no equivale a habitantes/km², y se agregaron filtros, ranking y anotaciones para contextualizar los valores. </w:t>
       </w:r>
       <w:proofErr w:type="spellStart"/>
@@ -1580,7 +2053,6 @@
         <w:rPr>
           <w:lang w:val="es-ES"/>
         </w:rPr>
-        <w:lastRenderedPageBreak/>
         <w:t>Declaracion</w:t>
       </w:r>
       <w:proofErr w:type="spellEnd"/>
@@ -1750,7 +2222,7 @@
         </w:rPr>
         <w:t xml:space="preserve">La entrega se debe hacer exclusivamente mediante este </w:t>
       </w:r>
-      <w:hyperlink r:id="rId8">
+      <w:hyperlink r:id="rId10">
         <w:r>
           <w:rPr>
             <w:color w:val="1155CC"/>
@@ -1780,7 +2252,7 @@
         </w:rPr>
         <w:t xml:space="preserve">: </w:t>
       </w:r>
-      <w:hyperlink r:id="rId9">
+      <w:hyperlink r:id="rId11">
         <w:r>
           <w:rPr>
             <w:color w:val="1155CC"/>
@@ -1805,13 +2277,8 @@
       <w:bookmarkStart w:id="9" w:name="_vaz0z9rsn3j" w:colFirst="0" w:colLast="0"/>
       <w:bookmarkEnd w:id="9"/>
       <w:r>
-        <w:t xml:space="preserve">Checklist para la </w:t>
-      </w:r>
-      <w:proofErr w:type="spellStart"/>
-      <w:r>
-        <w:t>Entrega</w:t>
-      </w:r>
-      <w:proofErr w:type="spellEnd"/>
+        <w:t>Checklist para la Entrega</w:t>
+      </w:r>
     </w:p>
     <w:p>
       <w:pPr>
@@ -1925,7 +2392,21 @@
         <w:rPr>
           <w:lang w:val="es-ES"/>
         </w:rPr>
-        <w:t>: resaltar puntos, jerarquías, fuente, menos es más, etc.</w:t>
+        <w:t xml:space="preserve">: resaltar puntos, jerarquías, fuente, </w:t>
+      </w:r>
+      <w:proofErr w:type="gramStart"/>
+      <w:r>
+        <w:rPr>
+          <w:lang w:val="es-ES"/>
+        </w:rPr>
+        <w:t>menos</w:t>
+      </w:r>
+      <w:proofErr w:type="gramEnd"/>
+      <w:r>
+        <w:rPr>
+          <w:lang w:val="es-ES"/>
+        </w:rPr>
+        <w:t xml:space="preserve"> es más, etc.</w:t>
       </w:r>
     </w:p>
     <w:p>
@@ -1950,21 +2431,7 @@
         <w:rPr>
           <w:lang w:val="es-ES"/>
         </w:rPr>
-        <w:t xml:space="preserve"> Asegúrate de que se apliquen adecuadamente los principios del Mantra de </w:t>
-      </w:r>
-      <w:proofErr w:type="spellStart"/>
-      <w:r>
-        <w:rPr>
-          <w:lang w:val="es-ES"/>
-        </w:rPr>
-        <w:t>Shneiderman</w:t>
-      </w:r>
-      <w:proofErr w:type="spellEnd"/>
-      <w:r>
-        <w:rPr>
-          <w:lang w:val="es-ES"/>
-        </w:rPr>
-        <w:t xml:space="preserve"> en tu visualización.</w:t>
+        <w:t xml:space="preserve"> Asegúrate de que se apliquen adecuadamente los principios del Mantra de Shneiderman en tu visualización.</w:t>
       </w:r>
       <w:r>
         <w:rPr>
@@ -2051,7 +2518,14 @@
         <w:rPr>
           <w:lang w:val="es-ES"/>
         </w:rPr>
-        <w:t xml:space="preserve"> puede estar diseñada no solo para enriquecer la experiencia exploratoria del usuario, sino también para evocar una respuesta emocional, permitiendo una comprensión más profunda de los datos y su contexto. Considerar una </w:t>
+        <w:t xml:space="preserve"> puede estar diseñada no solo para enriquecer la experiencia exploratoria del usuario, sino también para evocar una respuesta emocional, permitiendo una </w:t>
+      </w:r>
+      <w:r>
+        <w:rPr>
+          <w:lang w:val="es-ES"/>
+        </w:rPr>
+        <w:lastRenderedPageBreak/>
+        <w:t xml:space="preserve">comprensión más profunda de los datos y su contexto. Considerar una </w:t>
       </w:r>
       <w:proofErr w:type="spellStart"/>
       <w:r>
@@ -2124,7 +2598,6 @@
         <w:rPr>
           <w:lang w:val="es-ES"/>
         </w:rPr>
-        <w:lastRenderedPageBreak/>
         <w:t>Un gráfico de barras rara vez es la mejor opción.</w:t>
       </w:r>
       <w:r>
@@ -2163,7 +2636,7 @@
           <w:noProof/>
         </w:rPr>
         <w:drawing>
-          <wp:inline distT="114300" distB="114300" distL="114300" distR="114300">
+          <wp:inline distT="114300" distB="114300" distL="114300" distR="114300" wp14:anchorId="024858E2" wp14:editId="2C867F50">
             <wp:extent cx="5948363" cy="3097081"/>
             <wp:effectExtent l="0" t="0" r="0" b="0"/>
             <wp:docPr id="1" name="image1.png"/>
@@ -2176,7 +2649,7 @@
                     <pic:cNvPicPr preferRelativeResize="0"/>
                   </pic:nvPicPr>
                   <pic:blipFill>
-                    <a:blip r:embed="rId10"/>
+                    <a:blip r:embed="rId12"/>
                     <a:srcRect l="10417" t="13014" r="12019" b="15207"/>
                     <a:stretch>
                       <a:fillRect/>
@@ -2210,7 +2683,7 @@
 </file>
 
 <file path=word/numbering.xml><?xml version="1.0" encoding="utf-8"?>
-<w:numbering xmlns:wpc="http://schemas.microsoft.com/office/word/2010/wordprocessingCanvas" xmlns:cx="http://schemas.microsoft.com/office/drawing/2014/chartex" xmlns:cx1="http://schemas.microsoft.com/office/drawing/2015/9/8/chartex" xmlns:cx2="http://schemas.microsoft.com/office/drawing/2015/10/21/chartex" xmlns:cx3="http://schemas.microsoft.com/office/drawing/2016/5/9/chartex" xmlns:cx4="http://schemas.microsoft.com/office/drawing/2016/5/10/chartex" xmlns:cx5="http://schemas.microsoft.com/office/drawing/2016/5/11/chartex" xmlns:cx6="http://schemas.microsoft.com/office/drawing/2016/5/12/chartex" xmlns:cx7="http://schemas.microsoft.com/office/drawing/2016/5/13/chartex" xmlns:cx8="http://schemas.microsoft.com/office/drawing/2016/5/14/chartex" xmlns:mc="http://schemas.openxmlformats.org/markup-compatibility/2006" xmlns:aink="http://schemas.microsoft.com/office/drawing/2016/ink" xmlns:am3d="http://schemas.microsoft.com/office/drawing/2017/model3d" xmlns:o="urn:schemas-microsoft-com:office:office" xmlns:oel="http://schemas.microsoft.com/office/2019/extlst" xmlns:r="http://schemas.openxmlformats.org/officeDocument/2006/relationships" xmlns:m="http://schemas.openxmlformats.org/officeDocument/2006/math" xmlns:v="urn:schemas-microsoft-com:vml" xmlns:wp14="http://schemas.microsoft.com/office/word/2010/wordprocessingDrawing" xmlns:wp="http://schemas.openxmlformats.org/drawingml/2006/wordprocessingDrawing" xmlns:w10="urn:schemas-microsoft-com:office:word" xmlns:w="http://schemas.openxmlformats.org/wordprocessingml/2006/main" xmlns:w14="http://schemas.microsoft.com/office/word/2010/wordml" xmlns:w15="http://schemas.microsoft.com/office/word/2012/wordml" xmlns:w16cex="http://schemas.microsoft.com/office/word/2018/wordml/cex" xmlns:w16cid="http://schemas.microsoft.com/office/word/2016/wordml/cid" xmlns:w16="http://schemas.microsoft.com/office/word/2018/wordml" xmlns:w16sdtdh="http://schemas.microsoft.com/office/word/2020/wordml/sdtdatahash" xmlns:w16se="http://schemas.microsoft.com/office/word/2015/wordml/symex" xmlns:wpg="http://schemas.microsoft.com/office/word/2010/wordprocessingGroup" xmlns:wpi="http://schemas.microsoft.com/office/word/2010/wordprocessingInk" xmlns:wne="http://schemas.microsoft.com/office/word/2006/wordml" xmlns:wps="http://schemas.microsoft.com/office/word/2010/wordprocessingShape" mc:Ignorable="w14 w15 w16se w16cid w16 w16cex w16sdtdh wp14">
+<w:numbering xmlns:wpc="http://schemas.microsoft.com/office/word/2010/wordprocessingCanvas" xmlns:cx="http://schemas.microsoft.com/office/drawing/2014/chartex" xmlns:cx1="http://schemas.microsoft.com/office/drawing/2015/9/8/chartex" xmlns:cx2="http://schemas.microsoft.com/office/drawing/2015/10/21/chartex" xmlns:cx3="http://schemas.microsoft.com/office/drawing/2016/5/9/chartex" xmlns:cx4="http://schemas.microsoft.com/office/drawing/2016/5/10/chartex" xmlns:cx5="http://schemas.microsoft.com/office/drawing/2016/5/11/chartex" xmlns:cx6="http://schemas.microsoft.com/office/drawing/2016/5/12/chartex" xmlns:cx7="http://schemas.microsoft.com/office/drawing/2016/5/13/chartex" xmlns:cx8="http://schemas.microsoft.com/office/drawing/2016/5/14/chartex" xmlns:mc="http://schemas.openxmlformats.org/markup-compatibility/2006" xmlns:aink="http://schemas.microsoft.com/office/drawing/2016/ink" xmlns:am3d="http://schemas.microsoft.com/office/drawing/2017/model3d" xmlns:o="urn:schemas-microsoft-com:office:office" xmlns:oel="http://schemas.microsoft.com/office/2019/extlst" xmlns:r="http://schemas.openxmlformats.org/officeDocument/2006/relationships" xmlns:m="http://schemas.openxmlformats.org/officeDocument/2006/math" xmlns:v="urn:schemas-microsoft-com:vml" xmlns:wp14="http://schemas.microsoft.com/office/word/2010/wordprocessingDrawing" xmlns:wp="http://schemas.openxmlformats.org/drawingml/2006/wordprocessingDrawing" xmlns:w10="urn:schemas-microsoft-com:office:word" xmlns:w="http://schemas.openxmlformats.org/wordprocessingml/2006/main" xmlns:w14="http://schemas.microsoft.com/office/word/2010/wordml" xmlns:w15="http://schemas.microsoft.com/office/word/2012/wordml" xmlns:w16cex="http://schemas.microsoft.com/office/word/2018/wordml/cex" xmlns:w16cid="http://schemas.microsoft.com/office/word/2016/wordml/cid" xmlns:w16="http://schemas.microsoft.com/office/word/2018/wordml" xmlns:w16du="http://schemas.microsoft.com/office/word/2023/wordml/word16du" xmlns:w16sdtdh="http://schemas.microsoft.com/office/word/2020/wordml/sdtdatahash" xmlns:w16sdtfl="http://schemas.microsoft.com/office/word/2024/wordml/sdtformatlock" xmlns:w16se="http://schemas.microsoft.com/office/word/2015/wordml/symex" xmlns:wpg="http://schemas.microsoft.com/office/word/2010/wordprocessingGroup" xmlns:wpi="http://schemas.microsoft.com/office/word/2010/wordprocessingInk" xmlns:wne="http://schemas.microsoft.com/office/word/2006/wordml" xmlns:wps="http://schemas.microsoft.com/office/word/2010/wordprocessingShape" mc:Ignorable="w14 w15 w16se w16cid w16 w16cex w16sdtdh w16sdtfl w16du wp14">
   <w:abstractNum w:abstractNumId="0" w15:restartNumberingAfterBreak="0">
     <w:nsid w:val="10B51951"/>
     <w:multiLevelType w:val="multilevel"/>
@@ -2447,7 +2920,7 @@
 </file>
 
 <file path=word/styles.xml><?xml version="1.0" encoding="utf-8"?>
-<w:styles xmlns:mc="http://schemas.openxmlformats.org/markup-compatibility/2006" xmlns:r="http://schemas.openxmlformats.org/officeDocument/2006/relationships" xmlns:w="http://schemas.openxmlformats.org/wordprocessingml/2006/main" xmlns:w14="http://schemas.microsoft.com/office/word/2010/wordml" xmlns:w15="http://schemas.microsoft.com/office/word/2012/wordml" xmlns:w16cex="http://schemas.microsoft.com/office/word/2018/wordml/cex" xmlns:w16cid="http://schemas.microsoft.com/office/word/2016/wordml/cid" xmlns:w16="http://schemas.microsoft.com/office/word/2018/wordml" xmlns:w16sdtdh="http://schemas.microsoft.com/office/word/2020/wordml/sdtdatahash" xmlns:w16se="http://schemas.microsoft.com/office/word/2015/wordml/symex" mc:Ignorable="w14 w15 w16se w16cid w16 w16cex w16sdtdh">
+<w:styles xmlns:mc="http://schemas.openxmlformats.org/markup-compatibility/2006" xmlns:r="http://schemas.openxmlformats.org/officeDocument/2006/relationships" xmlns:w="http://schemas.openxmlformats.org/wordprocessingml/2006/main" xmlns:w14="http://schemas.microsoft.com/office/word/2010/wordml" xmlns:w15="http://schemas.microsoft.com/office/word/2012/wordml" xmlns:w16cex="http://schemas.microsoft.com/office/word/2018/wordml/cex" xmlns:w16cid="http://schemas.microsoft.com/office/word/2016/wordml/cid" xmlns:w16="http://schemas.microsoft.com/office/word/2018/wordml" xmlns:w16du="http://schemas.microsoft.com/office/word/2023/wordml/word16du" xmlns:w16sdtdh="http://schemas.microsoft.com/office/word/2020/wordml/sdtdatahash" xmlns:w16sdtfl="http://schemas.microsoft.com/office/word/2024/wordml/sdtformatlock" xmlns:w16se="http://schemas.microsoft.com/office/word/2015/wordml/symex" mc:Ignorable="w14 w15 w16se w16cid w16 w16cex w16sdtdh w16sdtfl w16du">
   <w:docDefaults>
     <w:rPrDefault>
       <w:rPr>
@@ -2962,7 +3435,6 @@
   <w:style w:type="character" w:default="1" w:styleId="Fuentedeprrafopredeter">
     <w:name w:val="Default Paragraph Font"/>
     <w:uiPriority w:val="1"/>
-    <w:semiHidden/>
     <w:unhideWhenUsed/>
   </w:style>
   <w:style w:type="table" w:default="1" w:styleId="Tablanormal">
@@ -3043,6 +3515,41 @@
       <w:tblStyleRowBandSize w:val="1"/>
       <w:tblStyleColBandSize w:val="1"/>
     </w:tblPr>
+  </w:style>
+  <w:style w:type="character" w:styleId="Hipervnculo">
+    <w:name w:val="Hyperlink"/>
+    <w:basedOn w:val="Fuentedeprrafopredeter"/>
+    <w:uiPriority w:val="99"/>
+    <w:unhideWhenUsed/>
+    <w:rsid w:val="00263177"/>
+    <w:rPr>
+      <w:color w:val="0000FF" w:themeColor="hyperlink"/>
+      <w:u w:val="single"/>
+    </w:rPr>
+  </w:style>
+  <w:style w:type="character" w:styleId="Mencinsinresolver">
+    <w:name w:val="Unresolved Mention"/>
+    <w:basedOn w:val="Fuentedeprrafopredeter"/>
+    <w:uiPriority w:val="99"/>
+    <w:semiHidden/>
+    <w:unhideWhenUsed/>
+    <w:rsid w:val="00263177"/>
+    <w:rPr>
+      <w:color w:val="605E5C"/>
+      <w:shd w:val="clear" w:color="auto" w:fill="E1DFDD"/>
+    </w:rPr>
+  </w:style>
+  <w:style w:type="character" w:styleId="Hipervnculovisitado">
+    <w:name w:val="FollowedHyperlink"/>
+    <w:basedOn w:val="Fuentedeprrafopredeter"/>
+    <w:uiPriority w:val="99"/>
+    <w:semiHidden/>
+    <w:unhideWhenUsed/>
+    <w:rsid w:val="00263177"/>
+    <w:rPr>
+      <w:color w:val="800080" w:themeColor="followedHyperlink"/>
+      <w:u w:val="single"/>
+    </w:rPr>
   </w:style>
 </w:styles>
 </file>
@@ -3365,4 +3872,16 @@
   </a:objectDefaults>
   <a:extraClrSchemeLst/>
 </a:theme>
+</file>
+
+<file path=customXml/item1.xml><?xml version="1.0" encoding="utf-8"?>
+<b:Sources xmlns:b="http://schemas.openxmlformats.org/officeDocument/2006/bibliography" xmlns="http://schemas.openxmlformats.org/officeDocument/2006/bibliography" SelectedStyle="\APASixthEditionOfficeOnline.xsl" StyleName="APA" Version="6"/>
+</file>
+
+<file path=customXml/itemProps1.xml><?xml version="1.0" encoding="utf-8"?>
+<ds:datastoreItem xmlns:ds="http://schemas.openxmlformats.org/officeDocument/2006/customXml" ds:itemID="{361A456D-2BA5-4127-8FDB-24FF5D9F6494}">
+  <ds:schemaRefs>
+    <ds:schemaRef ds:uri="http://schemas.openxmlformats.org/officeDocument/2006/bibliography"/>
+  </ds:schemaRefs>
+</ds:datastoreItem>
 </file>